--- a/taovanban_khoidang/references/cong_van_giao_viec_mau.docx
+++ b/taovanban_khoidang/references/cong_van_giao_viec_mau.docx
@@ -451,9 +451,19 @@
                 <w:noProof/>
                 <w:sz w:val="28"/>
                 <w:szCs w:val="28"/>
-                <w:lang w:val="vi-VN"/>
-              </w:rPr>
-              <w:t xml:space="preserve">6 </w:t>
+              </w:rPr>
+              <w:t>7</w:t>
+            </w:r>
+            <w:r>
+              <w:rPr>
+                <w:i/>
+                <w:iCs/>
+                <w:noProof/>
+                <w:sz w:val="28"/>
+                <w:szCs w:val="28"/>
+                <w:lang w:val="vi-VN"/>
+              </w:rPr>
+              <w:t xml:space="preserve"> </w:t>
             </w:r>
             <w:r>
               <w:rPr>
